--- a/assets/downloads/simulation-3/suggested-answers-for-select-activities.docx
+++ b/assets/downloads/simulation-3/suggested-answers-for-select-activities.docx
@@ -75,6 +75,14 @@
           <w:rFonts w:ascii="Aptos" w:hAnsi="Aptos" w:cs="Aptos" w:eastAsia="Aptos"/>
           <w:color w:val="000000"/>
         </w:rPr>
+        <w:t/>
+      </w:r>
+      <w:proofErr w:type="spellStart"/>
+      <w:r>
+        <w:rPr>
+          <w:rFonts w:ascii="Aptos" w:hAnsi="Aptos" w:cs="Aptos" w:eastAsia="Aptos"/>
+          <w:color w:val="000000"/>
+        </w:rPr>
         <w:t>P</w:t>
       </w:r>
       <w:r>
@@ -82,7 +90,15 @@
           <w:rFonts w:ascii="Aptos" w:hAnsi="Aptos" w:cs="Aptos" w:eastAsia="Aptos"/>
           <w:color w:val="000000"/>
         </w:rPr>
-        <w:t xml:space="preserve">resimulation Activity </w:t>
+        <w:t>resimulation</w:t>
+      </w:r>
+      <w:proofErr w:type="spellEnd"/>
+      <w:r>
+        <w:rPr>
+          <w:rFonts w:ascii="Aptos" w:hAnsi="Aptos" w:cs="Aptos" w:eastAsia="Aptos"/>
+          <w:color w:val="000000"/>
+        </w:rPr>
+        <w:t xml:space="preserve"> Activity </w:t>
       </w:r>
       <w:r>
         <w:rPr>
@@ -171,6 +187,14 @@
           <w:rFonts w:ascii="Aptos" w:hAnsi="Aptos" w:cs="Aptos" w:eastAsia="Aptos"/>
           <w:color w:val="000000"/>
         </w:rPr>
+        <w:t/>
+      </w:r>
+      <w:proofErr w:type="spellStart"/>
+      <w:r>
+        <w:rPr>
+          <w:rFonts w:ascii="Aptos" w:hAnsi="Aptos" w:cs="Aptos" w:eastAsia="Aptos"/>
+          <w:color w:val="000000"/>
+        </w:rPr>
         <w:t>P</w:t>
       </w:r>
       <w:r>
@@ -180,6 +204,7 @@
         </w:rPr>
         <w:t>resimulation</w:t>
       </w:r>
+      <w:proofErr w:type="spellEnd"/>
       <w:r>
         <w:rPr>
           <w:rFonts w:ascii="Aptos" w:hAnsi="Aptos" w:cs="Aptos" w:eastAsia="Aptos"/>
@@ -236,7 +261,15 @@
           <w:rFonts w:ascii="Aptos" w:hAnsi="Aptos" w:cs="Aptos" w:eastAsia="Aptos"/>
           <w:color w:val="000000"/>
         </w:rPr>
-        <w:t xml:space="preserve">and justify that decision based on their review of the </w:t>
+        <w:t xml:space="preserve">and justify that decision based on their review of </w:t>
+      </w:r>
+      <w:proofErr w:type="gramStart"/>
+      <w:r>
+        <w:rPr>
+          <w:rFonts w:ascii="Aptos" w:hAnsi="Aptos" w:cs="Aptos" w:eastAsia="Aptos"/>
+          <w:color w:val="000000"/>
+        </w:rPr>
+        <w:t xml:space="preserve">the </w:t>
       </w:r>
       <w:r>
         <w:rPr>
@@ -252,6 +285,7 @@
         </w:rPr>
         <w:t>ature</w:t>
       </w:r>
+      <w:proofErr w:type="gramEnd"/>
       <w:r>
         <w:rPr>
           <w:rFonts w:ascii="Aptos" w:hAnsi="Aptos" w:cs="Aptos" w:eastAsia="Aptos"/>
@@ -336,6 +370,14 @@
           <w:rFonts w:ascii="Aptos" w:hAnsi="Aptos" w:cs="Aptos" w:eastAsia="Aptos"/>
           <w:color w:val="000000"/>
         </w:rPr>
+        <w:t/>
+      </w:r>
+      <w:proofErr w:type="spellStart"/>
+      <w:r>
+        <w:rPr>
+          <w:rFonts w:ascii="Aptos" w:hAnsi="Aptos" w:cs="Aptos" w:eastAsia="Aptos"/>
+          <w:color w:val="000000"/>
+        </w:rPr>
         <w:t>P</w:t>
       </w:r>
       <w:r>
@@ -343,7 +385,15 @@
           <w:rFonts w:ascii="Aptos" w:hAnsi="Aptos" w:cs="Aptos" w:eastAsia="Aptos"/>
           <w:color w:val="000000"/>
         </w:rPr>
-        <w:t xml:space="preserve">resimulation Activity </w:t>
+        <w:t>resimulation</w:t>
+      </w:r>
+      <w:proofErr w:type="spellEnd"/>
+      <w:r>
+        <w:rPr>
+          <w:rFonts w:ascii="Aptos" w:hAnsi="Aptos" w:cs="Aptos" w:eastAsia="Aptos"/>
+          <w:color w:val="000000"/>
+        </w:rPr>
+        <w:t xml:space="preserve"> Activity </w:t>
       </w:r>
       <w:r>
         <w:rPr>
@@ -424,6 +474,14 @@
           <w:rFonts w:ascii="Aptos" w:hAnsi="Aptos" w:cs="Aptos" w:eastAsia="Aptos"/>
           <w:color w:val="000000"/>
         </w:rPr>
+        <w:t/>
+      </w:r>
+      <w:proofErr w:type="spellStart"/>
+      <w:r>
+        <w:rPr>
+          <w:rFonts w:ascii="Aptos" w:hAnsi="Aptos" w:cs="Aptos" w:eastAsia="Aptos"/>
+          <w:color w:val="000000"/>
+        </w:rPr>
         <w:t>P</w:t>
       </w:r>
       <w:r>
@@ -433,6 +491,7 @@
         </w:rPr>
         <w:t>resimulation</w:t>
       </w:r>
+      <w:proofErr w:type="spellEnd"/>
       <w:r>
         <w:rPr>
           <w:rFonts w:ascii="Aptos" w:hAnsi="Aptos" w:cs="Aptos" w:eastAsia="Aptos"/>
@@ -659,6 +718,14 @@
           <w:rFonts w:ascii="Aptos" w:hAnsi="Aptos" w:cs="Aptos" w:eastAsia="Aptos"/>
           <w:color w:val="000000"/>
         </w:rPr>
+        <w:t/>
+      </w:r>
+      <w:proofErr w:type="spellStart"/>
+      <w:r>
+        <w:rPr>
+          <w:rFonts w:ascii="Aptos" w:hAnsi="Aptos" w:cs="Aptos" w:eastAsia="Aptos"/>
+          <w:color w:val="000000"/>
+        </w:rPr>
         <w:t>P</w:t>
       </w:r>
       <w:r>
@@ -668,6 +735,7 @@
         </w:rPr>
         <w:t>resimulation</w:t>
       </w:r>
+      <w:proofErr w:type="spellEnd"/>
       <w:r>
         <w:rPr>
           <w:rFonts w:ascii="Aptos" w:hAnsi="Aptos" w:cs="Aptos" w:eastAsia="Aptos"/>
@@ -1002,7 +1070,7 @@
         <w:i/>
         <w:sz w:val="18"/>
       </w:rPr>
-      <w:t>Clinical Simulations for the Athletic Trainer HKPropel Access</w:t>
+      <w:t>Clinical Simulations for the Athletic Trainer Instructor Guide</w:t>
     </w:r>
     <w:r>
       <w:rPr>
